--- a/docs/docx/AC1_Integracao.docx
+++ b/docs/docx/AC1_Integracao.docx
@@ -587,12 +587,6 @@
             <w:insideH w:val="none" w:color="auto" w:sz="0" w:space="0"/>
             <w:insideV w:val="none" w:color="auto" w:sz="0" w:space="0"/>
           </w:tblBorders>
-          <w:tblCellMar>
-            <w:top w:w="80" w:type="dxa"/>
-            <w:left w:w="160" w:type="dxa"/>
-            <w:bottom w:w="80" w:type="dxa"/>
-            <w:right w:w="160" w:type="dxa"/>
-          </w:tblCellMar>
         </w:tblPrEx>
         <w:trPr>
           <w:tblCellSpacing w:w="0" w:type="dxa"/>
@@ -739,9 +733,9 @@
         </w:rPr>
         <w:drawing>
           <wp:inline distT="0" distB="0" distL="114300" distR="114300">
-            <wp:extent cx="5458460" cy="4827270"/>
-            <wp:effectExtent l="0" t="0" r="8890" b="11430"/>
-            <wp:docPr id="2" name="Picture 2" descr="fig-01-governanca-hibrida"/>
+            <wp:extent cx="5486400" cy="3401695"/>
+            <wp:effectExtent l="0" t="0" r="0" b="8255"/>
+            <wp:docPr id="6" name="Picture 6" descr="fig-01-governanca-hibrida"/>
             <wp:cNvGraphicFramePr>
               <a:graphicFrameLocks xmlns:a="http://schemas.openxmlformats.org/drawingml/2006/main" noChangeAspect="1"/>
             </wp:cNvGraphicFramePr>
@@ -749,7 +743,7 @@
               <a:graphicData uri="http://schemas.openxmlformats.org/drawingml/2006/picture">
                 <pic:pic xmlns:pic="http://schemas.openxmlformats.org/drawingml/2006/picture">
                   <pic:nvPicPr>
-                    <pic:cNvPr id="2" name="Picture 2" descr="fig-01-governanca-hibrida"/>
+                    <pic:cNvPr id="6" name="Picture 6" descr="fig-01-governanca-hibrida"/>
                     <pic:cNvPicPr>
                       <a:picLocks noChangeAspect="1"/>
                     </pic:cNvPicPr>
@@ -763,7 +757,7 @@
                   <pic:spPr>
                     <a:xfrm>
                       <a:off x="0" y="0"/>
-                      <a:ext cx="5458460" cy="4827270"/>
+                      <a:ext cx="5486400" cy="3401695"/>
                     </a:xfrm>
                     <a:prstGeom prst="rect">
                       <a:avLst/>
@@ -784,6 +778,8 @@
           <w:rFonts w:hint="default" w:ascii="Calibri" w:hAnsi="Calibri" w:cs="Calibri"/>
           <w:b w:val="0"/>
           <w:bCs/>
+          <w:sz w:val="20"/>
+          <w:szCs w:val="20"/>
         </w:rPr>
       </w:pPr>
       <w:r>
@@ -791,6 +787,8 @@
           <w:rFonts w:hint="default" w:ascii="Calibri" w:hAnsi="Calibri" w:cs="Calibri"/>
           <w:b w:val="0"/>
           <w:bCs/>
+          <w:sz w:val="20"/>
+          <w:szCs w:val="20"/>
         </w:rPr>
         <w:t>Fonte: Elaborado pelos autores (2026).</w:t>
       </w:r>
@@ -803,12 +801,16 @@
           <w:rFonts w:hint="default" w:ascii="Calibri" w:hAnsi="Calibri" w:cs="Calibri"/>
           <w:b w:val="0"/>
           <w:bCs/>
+          <w:sz w:val="20"/>
+          <w:szCs w:val="20"/>
         </w:rPr>
       </w:pPr>
       <w:r>
         <w:rPr>
           <w:rFonts w:hint="default" w:ascii="Calibri" w:hAnsi="Calibri" w:cs="Calibri"/>
           <w:b/>
+          <w:sz w:val="20"/>
+          <w:szCs w:val="20"/>
         </w:rPr>
         <w:t xml:space="preserve">Nota: </w:t>
       </w:r>
@@ -817,8 +819,10 @@
           <w:rFonts w:hint="default" w:ascii="Calibri" w:hAnsi="Calibri" w:cs="Calibri"/>
           <w:b w:val="0"/>
           <w:bCs/>
-        </w:rPr>
-        <w:t>A Camada 2 (PMBOK® 6ª) opera com obsolescência assumida, restrita à função de dicionário de processos; métricas EVM são declaradas LEGADO conforme ADR-003. A seta pontilhada representa o fluxo de realimentação por lições aprendidas (EAP N9.2).</w:t>
+          <w:sz w:val="20"/>
+          <w:szCs w:val="20"/>
+        </w:rPr>
+        <w:t>A hierarquia normativa é descendente: PMBOK® 7ª (governança primária, define por que e para quê) → PMBOK® 6ª (dicionário complementar, com obsolescência formalmente declarada para processos preditivos e EVM) → Manifesto Ágil + Kanban (método de execução diária via GitHub Projects como SSOT). A seta pontilhada vermelha representa o fluxo de realimentação por lições aprendidas (EAP N9.2), que retorna à camada de princípios conforme o Domínio de Medição do PMBOK 7ª.</w:t>
       </w:r>
     </w:p>
     <w:p>
@@ -1277,12 +1281,6 @@
             <w:insideH w:val="none" w:color="auto" w:sz="0" w:space="0"/>
             <w:insideV w:val="none" w:color="auto" w:sz="0" w:space="0"/>
           </w:tblBorders>
-          <w:tblCellMar>
-            <w:top w:w="80" w:type="dxa"/>
-            <w:left w:w="160" w:type="dxa"/>
-            <w:bottom w:w="80" w:type="dxa"/>
-            <w:right w:w="160" w:type="dxa"/>
-          </w:tblCellMar>
         </w:tblPrEx>
         <w:trPr>
           <w:tblCellSpacing w:w="0" w:type="dxa"/>
@@ -1703,12 +1701,6 @@
             <w:insideH w:val="none" w:color="auto" w:sz="0" w:space="0"/>
             <w:insideV w:val="none" w:color="auto" w:sz="0" w:space="0"/>
           </w:tblBorders>
-          <w:tblCellMar>
-            <w:top w:w="80" w:type="dxa"/>
-            <w:left w:w="160" w:type="dxa"/>
-            <w:bottom w:w="80" w:type="dxa"/>
-            <w:right w:w="160" w:type="dxa"/>
-          </w:tblCellMar>
         </w:tblPrEx>
         <w:trPr>
           <w:tblCellSpacing w:w="0" w:type="dxa"/>
@@ -2675,6 +2667,8 @@
         <w:rPr>
           <w:rFonts w:hint="default" w:ascii="Calibri" w:hAnsi="Calibri" w:cs="Calibri"/>
           <w:b/>
+          <w:sz w:val="20"/>
+          <w:szCs w:val="20"/>
         </w:rPr>
       </w:pPr>
       <w:r>
@@ -2698,9 +2692,9 @@
         </w:rPr>
         <w:drawing>
           <wp:inline distT="0" distB="0" distL="114300" distR="114300">
-            <wp:extent cx="5459730" cy="3225165"/>
-            <wp:effectExtent l="0" t="0" r="7620" b="13335"/>
-            <wp:docPr id="3" name="Picture 3" descr="fig-02-fluxo-kanban.mmd"/>
+            <wp:extent cx="5486400" cy="2571750"/>
+            <wp:effectExtent l="0" t="0" r="0" b="0"/>
+            <wp:docPr id="5" name="Picture 5" descr="fig-02-fluxo-kanban"/>
             <wp:cNvGraphicFramePr>
               <a:graphicFrameLocks xmlns:a="http://schemas.openxmlformats.org/drawingml/2006/main" noChangeAspect="1"/>
             </wp:cNvGraphicFramePr>
@@ -2708,7 +2702,7 @@
               <a:graphicData uri="http://schemas.openxmlformats.org/drawingml/2006/picture">
                 <pic:pic xmlns:pic="http://schemas.openxmlformats.org/drawingml/2006/picture">
                   <pic:nvPicPr>
-                    <pic:cNvPr id="3" name="Picture 3" descr="fig-02-fluxo-kanban.mmd"/>
+                    <pic:cNvPr id="5" name="Picture 5" descr="fig-02-fluxo-kanban"/>
                     <pic:cNvPicPr>
                       <a:picLocks noChangeAspect="1"/>
                     </pic:cNvPicPr>
@@ -2722,7 +2716,7 @@
                   <pic:spPr>
                     <a:xfrm>
                       <a:off x="0" y="0"/>
-                      <a:ext cx="5459730" cy="3225165"/>
+                      <a:ext cx="5486400" cy="2571750"/>
                     </a:xfrm>
                     <a:prstGeom prst="rect">
                       <a:avLst/>
@@ -2744,7 +2738,10 @@
       <w:r>
         <w:rPr>
           <w:rFonts w:hint="default" w:ascii="Calibri" w:hAnsi="Calibri" w:cs="Calibri"/>
-          <w:b/>
+          <w:b w:val="0"/>
+          <w:bCs/>
+          <w:sz w:val="20"/>
+          <w:szCs w:val="20"/>
         </w:rPr>
         <w:t>Fonte: Elaborado pelos autores (2026).</w:t>
       </w:r>
@@ -2755,22 +2752,30 @@
         <w:jc w:val="both"/>
         <w:rPr>
           <w:rFonts w:hint="default" w:ascii="Calibri" w:hAnsi="Calibri" w:cs="Calibri"/>
-        </w:rPr>
-      </w:pPr>
-      <w:r>
-        <w:rPr>
-          <w:rFonts w:hint="default" w:ascii="Calibri" w:hAnsi="Calibri" w:cs="Calibri"/>
-          <w:b/>
-        </w:rPr>
-        <w:t xml:space="preserve">Nota: </w:t>
-      </w:r>
-      <w:r>
-        <w:rPr>
-          <w:rFonts w:hint="default" w:ascii="Calibri" w:hAnsi="Calibri" w:cs="Calibri"/>
           <w:b w:val="0"/>
           <w:bCs/>
-        </w:rPr>
-        <w:t>Os quatro gates (hexágonos tracejados) materializam os critérios de DoR e DoD definidos no Plano de Escopo §2.6 e a regra de tasklist da ADR-004. Gate não atendido implica permanência do card na coluna anterior. O limite de WIP (3 cards/pessoa; máximo 9 no fluxo) visa à prevenção de burnout (TAP §10, R3). A linha pontilhada entre Code Review e In Progress representa o retorno por alterações solicitadas. Métricas de fluxo conforme ADR-003, com unidade de medida no card pai.</w:t>
+          <w:sz w:val="20"/>
+          <w:szCs w:val="20"/>
+        </w:rPr>
+      </w:pPr>
+      <w:r>
+        <w:rPr>
+          <w:rFonts w:hint="default" w:ascii="Calibri" w:hAnsi="Calibri" w:cs="Calibri"/>
+          <w:b/>
+          <w:sz w:val="20"/>
+          <w:szCs w:val="20"/>
+        </w:rPr>
+        <w:t xml:space="preserve">Nota: </w:t>
+      </w:r>
+      <w:r>
+        <w:rPr>
+          <w:rFonts w:hint="default" w:ascii="Calibri" w:hAnsi="Calibri" w:cs="Calibri"/>
+          <w:b w:val="0"/>
+          <w:bCs/>
+          <w:sz w:val="20"/>
+          <w:szCs w:val="20"/>
+        </w:rPr>
+        <w:t>As cinco colunas materializam a ADR-002; os quatro gates (retângulos tracejados vermelhos) materializam os critérios de DoR e DoD do Plano de Escopo §2.6 e a regra de tasklist da ADR-004. Gate não atendido implica permanência do card na coluna anterior. O limite de WIP (3 cards/pessoa; máximo 9 no fluxo) visa à prevenção de burnout (TAP §10, R3). A linha pontilhada entre Code Review e In Progress representa o retorno por alterações solicitadas. Métricas de fluxo conforme ADR-003, com unidade de medida no card pai (subissues formalmente rejeitadas).</w:t>
       </w:r>
     </w:p>
     <w:p>
@@ -3304,12 +3309,6 @@
             <w:insideH w:val="none" w:color="auto" w:sz="0" w:space="0"/>
             <w:insideV w:val="none" w:color="auto" w:sz="0" w:space="0"/>
           </w:tblBorders>
-          <w:tblCellMar>
-            <w:top w:w="80" w:type="dxa"/>
-            <w:left w:w="160" w:type="dxa"/>
-            <w:bottom w:w="80" w:type="dxa"/>
-            <w:right w:w="160" w:type="dxa"/>
-          </w:tblCellMar>
         </w:tblPrEx>
         <w:trPr>
           <w:tblCellSpacing w:w="0" w:type="dxa"/>
@@ -5291,70 +5290,82 @@
         <w:pStyle w:val="4"/>
         <w:rPr>
           <w:rFonts w:hint="default" w:ascii="Calibri" w:hAnsi="Calibri" w:cs="Calibri"/>
-          <w:lang w:val="pt-BR"/>
-        </w:rPr>
-      </w:pPr>
-      <w:r>
-        <w:rPr>
-          <w:rFonts w:hint="default" w:ascii="Calibri" w:hAnsi="Calibri" w:cs="Calibri"/>
-          <w:lang w:val="pt-BR"/>
-        </w:rPr>
-        <w:t>Fonte: Elaborado pelos autores (2026).</w:t>
-      </w:r>
-    </w:p>
-    <w:p>
-      <w:pPr>
-        <w:pStyle w:val="4"/>
-        <w:rPr>
-          <w:rFonts w:hint="default" w:ascii="Calibri" w:hAnsi="Calibri" w:cs="Calibri"/>
           <w:b w:val="0"/>
           <w:bCs/>
-        </w:rPr>
-      </w:pPr>
-      <w:r>
-        <w:rPr>
-          <w:rFonts w:hint="default" w:ascii="Calibri" w:hAnsi="Calibri" w:cs="Calibri"/>
-          <w:lang w:val="pt-BR"/>
-        </w:rPr>
-        <w:t xml:space="preserve">Nota: </w:t>
-      </w:r>
+          <w:sz w:val="20"/>
+          <w:szCs w:val="20"/>
+        </w:rPr>
+      </w:pPr>
       <w:r>
         <w:rPr>
           <w:rFonts w:hint="default" w:ascii="Calibri" w:hAnsi="Calibri" w:cs="Calibri"/>
           <w:b w:val="0"/>
           <w:bCs/>
+          <w:sz w:val="20"/>
+          <w:szCs w:val="20"/>
           <w:lang w:val="pt-BR"/>
         </w:rPr>
-        <w:t>O painel (a) ilustra o fluxo estável, no qual as bandas (WIP por coluna) mantêm largura constante e paralela. O painel (b) apresenta a assinatura visual de gargalo na coluna Code Review: a taxa de saída torna-se inferior à taxa de entrada, causando alargamento progressivo da banda. A regra de ação corretiva (banda com largura superior a 2× a média das demais por 2 semanas consecutivas aciona Retrospectiva extraordinária) está anotada no próprio diagrama, conforme ADR-002 e ADR-003. Dados simulados para fins didáticos; a baseline real será coletada no período de calibração (23/09 a 03/10/2026) via GitHub Insights.</w:t>
+        <w:t>Fonte: Elaborado pelos autores (2026).</w:t>
       </w:r>
       <w:r>
         <w:rPr>
           <w:rFonts w:hint="default" w:ascii="Calibri" w:hAnsi="Calibri" w:cs="Calibri"/>
           <w:b w:val="0"/>
           <w:bCs/>
-        </w:rPr>
-        <w:t>1.6.2 Métricas Legado (Não Aplicáveis — ADR-003)</w:t>
-      </w:r>
-    </w:p>
-    <w:p>
-      <w:pPr>
+          <w:sz w:val="20"/>
+          <w:szCs w:val="20"/>
+          <w:lang w:val="pt-BR"/>
+        </w:rPr>
+        <w:br w:type="textWrapping"/>
+      </w:r>
+      <w:r>
+        <w:rPr>
+          <w:rFonts w:hint="default" w:ascii="Calibri" w:hAnsi="Calibri" w:cs="Calibri"/>
+          <w:sz w:val="20"/>
+          <w:szCs w:val="20"/>
+          <w:lang w:val="pt-BR"/>
+        </w:rPr>
+        <w:t xml:space="preserve">Nota: </w:t>
+      </w:r>
+      <w:r>
         <w:rPr>
           <w:rFonts w:hint="default" w:ascii="Calibri" w:hAnsi="Calibri" w:cs="Calibri"/>
           <w:b w:val="0"/>
           <w:bCs/>
-        </w:rPr>
-      </w:pPr>
-    </w:p>
-    <w:p>
-      <w:pPr>
+          <w:sz w:val="20"/>
+          <w:szCs w:val="20"/>
+          <w:lang w:val="pt-BR"/>
+        </w:rPr>
+        <w:t>O painel (a) ilustra o fluxo estável, no qual as bandas (WIP por coluna) mantêm largura constante e paralela. O painel (b) apresenta a assinatura visual de gargalo na coluna Code Review: a taxa de saída torna-se inferior à taxa de entrada, causando alargamento progressivo da banda. A regra de ação corretiva (banda com largura superior a 2× a média das demais por 2 semanas consecutivas aciona Retrospectiva extraordinária) está anotada no próprio diagrama, conforme ADR-002 e ADR-003. Dados simulados para fins didáticos; a baseline real será coletada no período de calibração (23/09 a 03/10/2026) via GitHub Insights.</w:t>
+      </w:r>
+      <w:r>
         <w:rPr>
           <w:rFonts w:hint="default" w:ascii="Calibri" w:hAnsi="Calibri" w:cs="Calibri"/>
           <w:b w:val="0"/>
           <w:bCs/>
-        </w:rPr>
-      </w:pPr>
-      <w:bookmarkStart w:id="0" w:name="_GoBack"/>
-      <w:bookmarkEnd w:id="0"/>
+          <w:sz w:val="20"/>
+          <w:szCs w:val="20"/>
+        </w:rPr>
+        <w:t>1.6.2 Métricas Legado (Não Aplicáveis — ADR-003)</w:t>
+      </w:r>
+    </w:p>
+    <w:p>
+      <w:pPr>
+        <w:rPr>
+          <w:rFonts w:hint="default" w:ascii="Calibri" w:hAnsi="Calibri" w:cs="Calibri"/>
+          <w:b w:val="0"/>
+          <w:bCs/>
+        </w:rPr>
+      </w:pPr>
+    </w:p>
+    <w:p>
+      <w:pPr>
+        <w:rPr>
+          <w:rFonts w:hint="default" w:ascii="Calibri" w:hAnsi="Calibri" w:cs="Calibri"/>
+          <w:b w:val="0"/>
+          <w:bCs/>
+        </w:rPr>
+      </w:pPr>
     </w:p>
     <w:tbl>
       <w:tblPr>
@@ -6504,21 +6515,106 @@
         <w:jc w:val="both"/>
         <w:rPr>
           <w:rFonts w:hint="default" w:ascii="Calibri" w:hAnsi="Calibri" w:cs="Calibri"/>
-        </w:rPr>
-      </w:pPr>
-      <w:r>
-        <w:rPr>
-          <w:rFonts w:hint="default" w:ascii="Calibri" w:hAnsi="Calibri" w:cs="Calibri"/>
           <w:b/>
         </w:rPr>
-        <w:t>[FIG-4 — Fluxo de Controle Integrado de Mudanças]</w:t>
-      </w:r>
-      <w:r>
-        <w:rPr>
-          <w:rFonts w:hint="default" w:ascii="Calibri" w:hAnsi="Calibri" w:cs="Calibri"/>
-        </w:rPr>
-        <w:t>Inserir diagrama aqui. Conteúdo obrigatório: fluxograma vertical com as 4 etapas da tabela acima, incluindo o losango de decisão na etapa 3 (Aprovada? → sim: etapa 4; não: encerramento com registro), os SLAs anotados em cada transição (≤ 48h, ≤ 24h, ≤ 24h) e a bifurcação da etapa 4 (mudança simples → commit; mudança de marco/escopo MVP → ADR + comunicação no marco subsequente). Formato sugerido: Mermaid flowchart TD. Necessidade real: o processo de mudança é o mecanismo mais auditado em avaliações PMBOK; o fluxograma torna o CCB de membro único defensável e verificável.</w:t>
-      </w:r>
+      </w:pPr>
+      <w:r>
+        <w:rPr>
+          <w:rFonts w:hint="default" w:ascii="Calibri" w:hAnsi="Calibri" w:cs="Calibri"/>
+          <w:b/>
+        </w:rPr>
+        <w:t>Figura 4 — Fluxo de Controle Integrado de Mudanças do projeto COGME</w:t>
+      </w:r>
+    </w:p>
+    <w:p>
+      <w:pPr>
+        <w:ind w:left="284"/>
+        <w:jc w:val="both"/>
+        <w:rPr>
+          <w:rFonts w:hint="default" w:ascii="Calibri" w:hAnsi="Calibri" w:cs="Calibri"/>
+        </w:rPr>
+      </w:pPr>
+      <w:r>
+        <w:rPr>
+          <w:rFonts w:hint="default" w:ascii="Calibri" w:hAnsi="Calibri" w:cs="Calibri"/>
+        </w:rPr>
+        <w:drawing>
+          <wp:inline distT="0" distB="0" distL="114300" distR="114300">
+            <wp:extent cx="5486400" cy="5760720"/>
+            <wp:effectExtent l="0" t="0" r="0" b="11430"/>
+            <wp:docPr id="7" name="Picture 7" descr="fig-04-fluxo-mudancas"/>
+            <wp:cNvGraphicFramePr>
+              <a:graphicFrameLocks xmlns:a="http://schemas.openxmlformats.org/drawingml/2006/main" noChangeAspect="1"/>
+            </wp:cNvGraphicFramePr>
+            <a:graphic xmlns:a="http://schemas.openxmlformats.org/drawingml/2006/main">
+              <a:graphicData uri="http://schemas.openxmlformats.org/drawingml/2006/picture">
+                <pic:pic xmlns:pic="http://schemas.openxmlformats.org/drawingml/2006/picture">
+                  <pic:nvPicPr>
+                    <pic:cNvPr id="7" name="Picture 7" descr="fig-04-fluxo-mudancas"/>
+                    <pic:cNvPicPr>
+                      <a:picLocks noChangeAspect="1"/>
+                    </pic:cNvPicPr>
+                  </pic:nvPicPr>
+                  <pic:blipFill>
+                    <a:blip r:embed="rId7"/>
+                    <a:stretch>
+                      <a:fillRect/>
+                    </a:stretch>
+                  </pic:blipFill>
+                  <pic:spPr>
+                    <a:xfrm>
+                      <a:off x="0" y="0"/>
+                      <a:ext cx="5486400" cy="5760720"/>
+                    </a:xfrm>
+                    <a:prstGeom prst="rect">
+                      <a:avLst/>
+                    </a:prstGeom>
+                  </pic:spPr>
+                </pic:pic>
+              </a:graphicData>
+            </a:graphic>
+          </wp:inline>
+        </w:drawing>
+      </w:r>
+      <w:r>
+        <w:rPr>
+          <w:rFonts w:hint="default" w:ascii="Calibri" w:hAnsi="Calibri" w:cs="Calibri"/>
+          <w:b/>
+          <w:bCs/>
+        </w:rPr>
+        <w:t>Fonte</w:t>
+      </w:r>
+      <w:r>
+        <w:rPr>
+          <w:rFonts w:hint="default" w:ascii="Calibri" w:hAnsi="Calibri" w:cs="Calibri"/>
+        </w:rPr>
+        <w:t>: Elaborado pelos autores (2026).</w:t>
+      </w:r>
+    </w:p>
+    <w:p>
+      <w:pPr>
+        <w:ind w:left="284"/>
+        <w:jc w:val="both"/>
+        <w:rPr>
+          <w:rFonts w:hint="default" w:ascii="Calibri" w:hAnsi="Calibri" w:cs="Calibri"/>
+        </w:rPr>
+      </w:pPr>
+      <w:r>
+        <w:rPr>
+          <w:rFonts w:hint="default" w:ascii="Calibri" w:hAnsi="Calibri" w:cs="Calibri"/>
+          <w:b/>
+          <w:bCs/>
+        </w:rPr>
+        <w:t>Nota</w:t>
+      </w:r>
+      <w:r>
+        <w:rPr>
+          <w:rFonts w:hint="default" w:ascii="Calibri" w:hAnsi="Calibri" w:cs="Calibri"/>
+        </w:rPr>
+        <w:t>: O fluxograma materializa o Processo 4.6 do PMBOK 6ª (dicionário) e o Domínio de Incerteza do PMBOK 7ª. O Gerente de Projeto atua como Change Control Board (CCB) de membro único, conforme TAP v3 §1.c e Premissa P7. Os SLAs (≤ 48h para análise, ≤ 24h para decisão e execução) garantem agilidade sem perda de auditabilidade. A bifurcação final distingue mudanças simples (registradas via commit) de mudanças de marco ou escopo do MVP, que exigem Architecture Decision Record (ADR) formal e comunicação ao Prof. Dr. Nivaldo Carleto no marco subsequente, conforme OKB §4 e Plano de Integração §1.7.3.</w:t>
+      </w:r>
+      <w:bookmarkStart w:id="0" w:name="_GoBack"/>
+      <w:bookmarkEnd w:id="0"/>
     </w:p>
     <w:p>
       <w:pPr>
@@ -6973,12 +7069,6 @@
             <w:insideH w:val="none" w:color="auto" w:sz="0" w:space="0"/>
             <w:insideV w:val="none" w:color="auto" w:sz="0" w:space="0"/>
           </w:tblBorders>
-          <w:tblCellMar>
-            <w:top w:w="80" w:type="dxa"/>
-            <w:left w:w="160" w:type="dxa"/>
-            <w:bottom w:w="80" w:type="dxa"/>
-            <w:right w:w="160" w:type="dxa"/>
-          </w:tblCellMar>
         </w:tblPrEx>
         <w:trPr>
           <w:tblCellSpacing w:w="0" w:type="dxa"/>
